--- a/docs/reports/实验四_案例数据分析（深度学习）.docx
+++ b/docs/reports/实验四_案例数据分析（深度学习）.docx
@@ -4390,7 +4390,7 @@
                 <w:sz w:val="17"/>
                 <w:szCs w:val="17"/>
               </w:rPr>
-              <w:t xml:space="preserve">    ranked = sorted(range(len(loaded.ids)), key=lambda i: -float(scores[i]))</w:t>
+              <w:t xml:space="preserve">    ranked = example_index.rank(scores, [item["example_key"] for item in loaded.ids])</w:t>
             </w:r>
           </w:p>
           <w:p>

--- a/docs/reports/实验四_案例数据分析（深度学习）.docx
+++ b/docs/reports/实验四_案例数据分析（深度学习）.docx
@@ -4811,7 +4811,7 @@
                 <w:sz w:val="24"/>
                 <w:szCs w:val="24"/>
               </w:rPr>
-              <w:t xml:space="preserve">评价查询：dev 10 条、test 30 条英语查询，分为近义改写、多义词的特定词义和语料中没有相关例句三类，同语料上与 TF-IDF 对照。标注状态：AI 草拟、待人工确认（#7），不是独立人工标注。</w:t>
+              <w:t xml:space="preserve">评价查询：dev 10 条、test 30 条英语查询，分为近义改写、多义词的特定词义和语料中没有相关例句三类，同语料上与 TF-IDF 对照。标注状态：AI 起草并经 AI 复核，不是独立人工标注。</w:t>
             </w:r>
           </w:p>
           <w:tbl>
@@ -5180,7 +5180,7 @@
                       <w:sz w:val="18"/>
                       <w:szCs w:val="18"/>
                     </w:rPr>
-                    <w:t xml:space="preserve">0.3125</w:t>
+                    <w:t xml:space="preserve">0.375</w:t>
                   </w:r>
                 </w:p>
               </w:tc>
@@ -5302,7 +5302,7 @@
                       <w:sz w:val="18"/>
                       <w:szCs w:val="18"/>
                     </w:rPr>
-                    <w:t xml:space="preserve">0.6296</w:t>
+                    <w:t xml:space="preserve">0.6914</w:t>
                   </w:r>
                 </w:p>
               </w:tc>
@@ -5326,7 +5326,7 @@
                       <w:sz w:val="18"/>
                       <w:szCs w:val="18"/>
                     </w:rPr>
-                    <w:t xml:space="preserve">0.9074</w:t>
+                    <w:t xml:space="preserve">0.9259</w:t>
                   </w:r>
                 </w:p>
               </w:tc>
@@ -5424,7 +5424,7 @@
                       <w:sz w:val="18"/>
                       <w:szCs w:val="18"/>
                     </w:rPr>
-                    <w:t xml:space="preserve">0.3148</w:t>
+                    <w:t xml:space="preserve">0.3457</w:t>
                   </w:r>
                 </w:p>
               </w:tc>
@@ -5448,7 +5448,7 @@
                       <w:sz w:val="18"/>
                       <w:szCs w:val="18"/>
                     </w:rPr>
-                    <w:t xml:space="preserve">0.5617</w:t>
+                    <w:t xml:space="preserve">0.5741</w:t>
                   </w:r>
                 </w:p>
               </w:tc>
@@ -5711,7 +5711,7 @@
                       <w:sz w:val="18"/>
                       <w:szCs w:val="18"/>
                     </w:rPr>
-                    <w:t xml:space="preserve">0.6389</w:t>
+                    <w:t xml:space="preserve">0.6667</w:t>
                   </w:r>
                 </w:p>
               </w:tc>
@@ -5833,7 +5833,7 @@
                       <w:sz w:val="18"/>
                       <w:szCs w:val="18"/>
                     </w:rPr>
-                    <w:t xml:space="preserve">0.6111</w:t>
+                    <w:t xml:space="preserve">0.7407</w:t>
                   </w:r>
                 </w:p>
               </w:tc>
@@ -5857,7 +5857,7 @@
                       <w:sz w:val="18"/>
                       <w:szCs w:val="18"/>
                     </w:rPr>
-                    <w:t xml:space="preserve">0.8889</w:t>
+                    <w:t xml:space="preserve">0.9444</w:t>
                   </w:r>
                 </w:p>
               </w:tc>
@@ -5955,7 +5955,7 @@
                       <w:sz w:val="18"/>
                       <w:szCs w:val="18"/>
                     </w:rPr>
-                    <w:t xml:space="preserve">0.3889</w:t>
+                    <w:t xml:space="preserve">0.4167</w:t>
                   </w:r>
                 </w:p>
               </w:tc>
@@ -6077,7 +6077,7 @@
                       <w:sz w:val="18"/>
                       <w:szCs w:val="18"/>
                     </w:rPr>
-                    <w:t xml:space="preserve">0.1667</w:t>
+                    <w:t xml:space="preserve">0.2037</w:t>
                   </w:r>
                 </w:p>
               </w:tc>
@@ -6101,7 +6101,7 @@
                       <w:sz w:val="18"/>
                       <w:szCs w:val="18"/>
                     </w:rPr>
-                    <w:t xml:space="preserve">0.2593</w:t>
+                    <w:t xml:space="preserve">0.2963</w:t>
                   </w:r>
                 </w:p>
               </w:tc>
@@ -6314,7 +6314,7 @@
                       <w:sz w:val="18"/>
                       <w:szCs w:val="18"/>
                     </w:rPr>
-                    <w:t xml:space="preserve">7403.935</w:t>
+                    <w:t xml:space="preserve">7174.383</w:t>
                   </w:r>
                 </w:p>
               </w:tc>
@@ -6338,7 +6338,7 @@
                       <w:sz w:val="18"/>
                       <w:szCs w:val="18"/>
                     </w:rPr>
-                    <w:t xml:space="preserve">7376.828</w:t>
+                    <w:t xml:space="preserve">7146.548</w:t>
                   </w:r>
                 </w:p>
               </w:tc>
@@ -6362,7 +6362,7 @@
                       <w:sz w:val="18"/>
                       <w:szCs w:val="18"/>
                     </w:rPr>
-                    <w:t xml:space="preserve">263.075</w:t>
+                    <w:t xml:space="preserve">240.908</w:t>
                   </w:r>
                 </w:p>
               </w:tc>
@@ -6412,7 +6412,7 @@
                       <w:sz w:val="18"/>
                       <w:szCs w:val="18"/>
                     </w:rPr>
-                    <w:t xml:space="preserve">51.172</w:t>
+                    <w:t xml:space="preserve">49.174</w:t>
                   </w:r>
                 </w:p>
               </w:tc>
@@ -6436,7 +6436,7 @@
                       <w:sz w:val="18"/>
                       <w:szCs w:val="18"/>
                     </w:rPr>
-                    <w:t xml:space="preserve">25.497</w:t>
+                    <w:t xml:space="preserve">24.605</w:t>
                   </w:r>
                 </w:p>
               </w:tc>
@@ -6460,7 +6460,7 @@
                       <w:sz w:val="18"/>
                       <w:szCs w:val="18"/>
                     </w:rPr>
-                    <w:t xml:space="preserve">21.463</w:t>
+                    <w:t xml:space="preserve">20.745</w:t>
                   </w:r>
                 </w:p>
               </w:tc>
@@ -6510,7 +6510,7 @@
                       <w:sz w:val="18"/>
                       <w:szCs w:val="18"/>
                     </w:rPr>
-                    <w:t xml:space="preserve">55.123</w:t>
+                    <w:t xml:space="preserve">53.676</w:t>
                   </w:r>
                 </w:p>
               </w:tc>
@@ -6534,7 +6534,7 @@
                       <w:sz w:val="18"/>
                       <w:szCs w:val="18"/>
                     </w:rPr>
-                    <w:t xml:space="preserve">29.982</w:t>
+                    <w:t xml:space="preserve">27.312</w:t>
                   </w:r>
                 </w:p>
               </w:tc>
@@ -6558,7 +6558,7 @@
                       <w:sz w:val="18"/>
                       <w:szCs w:val="18"/>
                     </w:rPr>
-                    <w:t xml:space="preserve">26.111</w:t>
+                    <w:t xml:space="preserve">23.363</w:t>
                   </w:r>
                 </w:p>
               </w:tc>
@@ -6960,7 +6960,7 @@
                 <w:sz w:val="24"/>
                 <w:szCs w:val="24"/>
               </w:rPr>
-              <w:t xml:space="preserve">（2）错误分析：t18“Lower prices encourage people to buy more.”前三名为 decline-1-1、reluctant-1-2、significant-1-2。查询描述的是“激励”这个概念，而“涨价后销量下降”“顾客不愿为环保产品多付钱”等例句与查询同属价格与购买话题，模型更多捕捉到了话题相似，而不是 incentive 这个词义本身。</w:t>
+              <w:t xml:space="preserve">（2）错误分析：t18“Lower prices encourage people to buy more.”前三名为 decline-1-1、reluctant-1-2、significant-1-1。查询描述的是“激励”这个概念，而“涨价后销量下降”“顾客不愿为环保产品多付钱”等例句与查询同属价格与购买话题，模型更多捕捉到了话题相似，而不是 incentive 这个词义本身。</w:t>
             </w:r>
           </w:p>
           <w:p>
@@ -7008,7 +7008,7 @@
                 <w:sz w:val="24"/>
                 <w:szCs w:val="24"/>
               </w:rPr>
-              <w:t xml:space="preserve">（4）评价的局限：语料与查询都是项目自编的小规模演示内容，查询与相关性标注目前由 AI 起草、尚待人工逐条确认，因此上述指标只反映这份演示语料，确认后需要重新运行评价。</w:t>
+              <w:t xml:space="preserve">（4）评价的局限：语料与查询都是项目自编的小规模演示内容；查询与相关性标注由 AI 起草，并经 AI 逐条复核修正（移出 4 条明显不相关的标注、补充 1 条），不是独立人工标注。复核时已看过前一次评价结果，虽然检索方法与参数未作调整、两种方法使用同一标注，对照仍然公平，但绝对数值可能偏高，只反映这份演示语料。</w:t>
             </w:r>
           </w:p>
           <w:p>
@@ -7055,7 +7055,7 @@
                 <w:sz w:val="24"/>
                 <w:szCs w:val="24"/>
               </w:rPr>
-              <w:t xml:space="preserve">本实验完成了预训练深度学习模型的本地部署与集成：固定模型版本并校验文件、离线构建向量索引、Flask 在线检索、MySQL 留证，并用独立查询集与 TF-IDF 对照评价。句向量检索在 test 集上的 MRR@3 为 0.9074，TF-IDF 为 0.5617。</w:t>
+              <w:t xml:space="preserve">本实验完成了预训练深度学习模型的本地部署与集成：固定模型版本并校验文件、离线构建向量索引、Flask 在线检索、MySQL 留证，并用独立查询集与 TF-IDF 对照评价。句向量检索在 test 集上的 MRR@3 为 0.9259，TF-IDF 为 0.5741。</w:t>
             </w:r>
           </w:p>
           <w:p>
@@ -7079,7 +7079,7 @@
                 <w:sz w:val="24"/>
                 <w:szCs w:val="24"/>
               </w:rPr>
-              <w:t xml:space="preserve">思考：深度学习模型的首次加载开销远大于单次推理（本实验首次请求约 7 秒，预热后约 20 毫秒），应在进程内只加载一次；模型、向量与语料三者的版本必须绑定，任何一方变化都要能被发现并拒绝旧结果。此外，评价数据必须独立于语料、并由人工确认，否则指标很容易高估真实效果。</w:t>
+              <w:t xml:space="preserve">思考：深度学习模型的首次加载开销远大于单次推理（本实验首次请求约 7 秒，预热后约 20 毫秒），应在进程内只加载一次；模型、向量与语料三者的版本必须绑定，任何一方变化都要能被发现并拒绝旧结果。此外，评价数据应独立于语料并由人工确认；本实验的标注只经 AI 复核，这是评价部分最主要的不足。</w:t>
             </w:r>
           </w:p>
           <w:p>

--- a/docs/reports/实验四_案例数据分析（深度学习）.docx
+++ b/docs/reports/实验四_案例数据分析（深度学习）.docx
@@ -6751,7 +6751,7 @@
             <w:r>
               <w:drawing>
                 <wp:inline distT="0" distB="0" distL="0" distR="0">
-                  <wp:extent cx="5016500" cy="5157589"/>
+                  <wp:extent cx="5016500" cy="5059610"/>
                   <wp:docPr id="5001" name="e4_examples.png"/>
                   <wp:cNvGraphicFramePr>
                     <a:graphicFrameLocks xmlns:a="http://schemas.openxmlformats.org/drawingml/2006/main" noChangeAspect="1"/>
@@ -6772,7 +6772,7 @@
                         <pic:spPr>
                           <a:xfrm>
                             <a:off x="0" y="0"/>
-                            <a:ext cx="5016500" cy="5157589"/>
+                            <a:ext cx="5016500" cy="5059610"/>
                           </a:xfrm>
                           <a:prstGeom prst="rect">
                             <a:avLst/>
@@ -6829,7 +6829,7 @@
             <w:r>
               <w:drawing>
                 <wp:inline distT="0" distB="0" distL="0" distR="0">
-                  <wp:extent cx="5016500" cy="5157589"/>
+                  <wp:extent cx="5016500" cy="5059610"/>
                   <wp:docPr id="5002" name="e4_examples_money.png"/>
                   <wp:cNvGraphicFramePr>
                     <a:graphicFrameLocks xmlns:a="http://schemas.openxmlformats.org/drawingml/2006/main" noChangeAspect="1"/>
@@ -6850,7 +6850,7 @@
                         <pic:spPr>
                           <a:xfrm>
                             <a:off x="0" y="0"/>
-                            <a:ext cx="5016500" cy="5157589"/>
+                            <a:ext cx="5016500" cy="5059610"/>
                           </a:xfrm>
                           <a:prstGeom prst="rect">
                             <a:avLst/>

--- a/docs/reports/实验四_案例数据分析（深度学习）.docx
+++ b/docs/reports/实验四_案例数据分析（深度学习）.docx
@@ -3441,7 +3441,7 @@
                 <w:sz w:val="24"/>
                 <w:szCs w:val="24"/>
               </w:rPr>
-              <w:t xml:space="preserve">任务：英语语境例句检索。用户输入一句英语（或对某个意思的描述），系统找出语义最接近的已校对例句，并给出例句对应的词条与词义，用于帮助区分多义词的不同含义。</w:t>
+              <w:t xml:space="preserve">任务：英语语境例句检索。用户输入一句英语（或对某个意思的描述），系统找出语义最接近的演示例句，并给出例句对应的词条与词义，用于帮助区分多义词的不同含义。</w:t>
             </w:r>
           </w:p>
           <w:p>

--- a/docs/reports/实验四_案例数据分析（深度学习）.docx
+++ b/docs/reports/实验四_案例数据分析（深度学习）.docx
@@ -6889,6 +6889,30 @@
                 <w:szCs w:val="21"/>
               </w:rPr>
               <w:t xml:space="preserve">图 2  查询“I need to open a savings account at the bank.”：第一名为 bank 的“银行”词义</w:t>
+            </w:r>
+          </w:p>
+          <w:p>
+            <w:pPr>
+              <w:pStyle w:val="Normal"/>
+              <w:widowControl/>
+              <w:spacing w:before="0" w:after="0" w:lineRule="auto" w:line="360"/>
+              <w:ind w:firstLine="480"/>
+              <w:jc w:val="start"/>
+              <w:rPr>
+                <w:b w:val="0"/>
+                <w:sz w:val="24"/>
+                <w:szCs w:val="24"/>
+              </w:rPr>
+            </w:pPr>
+            <w:r>
+              <w:rPr>
+                <w:rFonts w:ascii="宋体" w:hAnsi="宋体" w:eastAsia="宋体" w:cs="宋体"/>
+                <w:b w:val="0"/>
+                <w:bCs w:val="0"/>
+                <w:sz w:val="24"/>
+                <w:szCs w:val="24"/>
+              </w:rPr>
+              <w:t xml:space="preserve">制品复用（ADR 0002）：编码器除用于例句检索，还被学习诊断页 /insights 用来刻画错题。诊断页把每个错题词义编码为“词条: 英文释义”的句向量，按余弦距离做平均链接层次聚类得到语义组，并计算误选选项与正确释义的相似度，以词库两两相似度的第 99 百分位为参考阈值标注“语义相近”。这部分阈值没有独立标注评价，只作参考；实测见实验二报告的诊断页小节（evidence/exp02/insights-http.txt）。</w:t>
             </w:r>
           </w:p>
           <w:p>

--- a/docs/reports/实验四_案例数据分析（深度学习）.docx
+++ b/docs/reports/实验四_案例数据分析（深度学习）.docx
@@ -3466,6 +3466,30 @@
                 <w:szCs w:val="24"/>
               </w:rPr>
               <w:t xml:space="preserve">模型：预训练句向量编码器 sentence-transformers/all-MiniLM-L6-v2（Apache-2.0），固定 revision 1110a243fdf4，只下载 safetensors 权重与分词器到本地并核对 SHA-256；Web 运行时离线加载，请求中不下载模型。语料为数据库中启用的 158 条演示例句（每个词义两条），编码为 384 维、L2 归一化的 float32 向量，因此查询向量与例句向量的点积即余弦相似度。</w:t>
+            </w:r>
+          </w:p>
+          <w:p>
+            <w:pPr>
+              <w:pStyle w:val="Normal"/>
+              <w:widowControl/>
+              <w:spacing w:before="0" w:after="0" w:lineRule="auto" w:line="360"/>
+              <w:ind w:firstLine="480"/>
+              <w:jc w:val="start"/>
+              <w:rPr>
+                <w:b w:val="0"/>
+                <w:sz w:val="24"/>
+                <w:szCs w:val="24"/>
+              </w:rPr>
+            </w:pPr>
+            <w:r>
+              <w:rPr>
+                <w:rFonts w:ascii="宋体" w:hAnsi="宋体" w:eastAsia="宋体" w:cs="宋体"/>
+                <w:b w:val="0"/>
+                <w:bCs w:val="0"/>
+                <w:sz w:val="24"/>
+                <w:szCs w:val="24"/>
+              </w:rPr>
+              <w:t xml:space="preserve">本报告的评价与指标都以上述 v2 演示语料为准。之后系统扩充到 v3 演示词库并接入正式考研词表（ECDICT，例句取 Tatoeba），线上索引重建为 6205 条例句；新增例句没有相关性标注，因此不重新报告指标，仅核对演示查询仍命中 bank 的“银行”与“河岸”例句（evidence/exp02/import-ky.txt）。</w:t>
             </w:r>
           </w:p>
           <w:p>
